--- a/zht/docx/089.content.docx
+++ b/zht/docx/089.content.docx
@@ -150,26 +150,6 @@
           <w:lang w:val="zh_TW" w:bidi="zh_TW"/>
         </w:rPr>
         <w:t>wu</w:t>
-      </w:r>
-      <w:r>
-        <w:rPr>
-          <w:lang w:val="zh_TW" w:bidi="zh_TW"/>
-        </w:rPr>
-      </w:r>
-    </w:p>
-    <w:p>
-      <w:pPr/>
-      <w:r>
-        <w:rPr>
-          <w:lang w:val="zh_TW" w:bidi="zh_TW"/>
-        </w:rPr>
-      </w:r>
-      <w:r>
-        <w:rPr>
-          <w:i/>
-          <w:lang w:val="zh_TW" w:bidi="zh_TW"/>
-        </w:rPr>
-        <w:t>物質上的賞賜</w:t>
       </w:r>
       <w:r>
         <w:rPr>

--- a/zht/docx/089.content.docx
+++ b/zht/docx/089.content.docx
@@ -19,7 +19,7 @@
         <w:rPr>
           <w:lang w:val="zh_TW" w:bidi="zh_TW"/>
         </w:rPr>
-        <w:t>Resource: Study Notes - Themes (Tyndale)</w:t>
+        <w:t>Resource: Tyndale Open Study Notes</w:t>
       </w:r>
       <w:r>
         <w:rPr>
@@ -112,7 +112,7 @@
         <w:rPr>
           <w:lang w:val="zh_TW" w:bidi="zh_TW"/>
         </w:rPr>
-        <w:t>Study Notes - Themes (Tyndale)</w:t>
+        <w:t>Tyndale Open Study Notes</w:t>
       </w:r>
     </w:p>
     <w:p>

--- a/zht/docx/089.content.docx
+++ b/zht/docx/089.content.docx
@@ -19,7 +19,7 @@
         <w:rPr>
           <w:lang w:val="zh_TW" w:bidi="zh_TW"/>
         </w:rPr>
-        <w:t>Resource: Tyndale Open Study Notes</w:t>
+        <w:t>Resource: Aquifer Open Study Notes (Themes)</w:t>
       </w:r>
       <w:r>
         <w:rPr>
@@ -112,7 +112,7 @@
         <w:rPr>
           <w:lang w:val="zh_TW" w:bidi="zh_TW"/>
         </w:rPr>
-        <w:t>Tyndale Open Study Notes</w:t>
+        <w:t>Aquifer Open Study Notes (Themes)</w:t>
       </w:r>
     </w:p>
     <w:p>

--- a/zht/docx/089.content.docx
+++ b/zht/docx/089.content.docx
@@ -247,72 +247,48 @@
         </w:rPr>
         <w:t>先祖約伯的受苦提供了明顯的例子。約伯的朋友持守傳統的神學觀點，認為約伯的遭遇是他有罪的證據（</w:t>
       </w:r>
-      <w:hyperlink r:id="rId13">
-        <w:r>
-          <w:rPr>
-            <w:lang w:val="zh_TW" w:bidi="zh_TW"/>
-          </w:rPr>
-          <w:rPr>
-            <w:color w:val="0000EE"/>
-            <w:u w:val="single"/>
-          </w:rPr>
-          <w:t>19:5</w:t>
-        </w:r>
-      </w:hyperlink>
+      <w:r>
+        <w:rPr>
+          <w:lang w:val="zh_TW" w:bidi="zh_TW"/>
+        </w:rPr>
+        <w:t>19:5</w:t>
+      </w:r>
       <w:r>
         <w:rPr>
           <w:lang w:val="zh_TW" w:bidi="zh_TW"/>
         </w:rPr>
         <w:t>），他們認定約伯的苦難是神對他罪惡的懲罰（</w:t>
       </w:r>
-      <w:hyperlink r:id="rId14">
-        <w:r>
-          <w:rPr>
-            <w:lang w:val="zh_TW" w:bidi="zh_TW"/>
-          </w:rPr>
-          <w:rPr>
-            <w:color w:val="0000EE"/>
-            <w:u w:val="single"/>
-          </w:rPr>
-          <w:t>4:7–9</w:t>
-        </w:r>
-      </w:hyperlink>
+      <w:r>
+        <w:rPr>
+          <w:lang w:val="zh_TW" w:bidi="zh_TW"/>
+        </w:rPr>
+        <w:t>4:7–9</w:t>
+      </w:r>
       <w:r>
         <w:rPr>
           <w:lang w:val="zh_TW" w:bidi="zh_TW"/>
         </w:rPr>
         <w:t>），甚至認為約伯所受的刑罰可能還不及他所該受的（</w:t>
       </w:r>
-      <w:hyperlink r:id="rId15">
-        <w:r>
-          <w:rPr>
-            <w:lang w:val="zh_TW" w:bidi="zh_TW"/>
-          </w:rPr>
-          <w:rPr>
-            <w:color w:val="0000EE"/>
-            <w:u w:val="single"/>
-          </w:rPr>
-          <w:t>11:6</w:t>
-        </w:r>
-      </w:hyperlink>
+      <w:r>
+        <w:rPr>
+          <w:lang w:val="zh_TW" w:bidi="zh_TW"/>
+        </w:rPr>
+        <w:t>11:6</w:t>
+      </w:r>
       <w:r>
         <w:rPr>
           <w:lang w:val="zh_TW" w:bidi="zh_TW"/>
         </w:rPr>
         <w:t>）。然而，神對約伯生命的評價，證明這種觀念是錯誤的（</w:t>
       </w:r>
-      <w:hyperlink r:id="rId16">
-        <w:r>
-          <w:rPr>
-            <w:lang w:val="zh_TW" w:bidi="zh_TW"/>
-          </w:rPr>
-          <w:rPr>
-            <w:color w:val="0000EE"/>
-            <w:u w:val="single"/>
-          </w:rPr>
-          <w:t>42:7–8</w:t>
-        </w:r>
-      </w:hyperlink>
+      <w:r>
+        <w:rPr>
+          <w:lang w:val="zh_TW" w:bidi="zh_TW"/>
+        </w:rPr>
+        <w:t>42:7–8</w:t>
+      </w:r>
       <w:r>
         <w:rPr>
           <w:lang w:val="zh_TW" w:bidi="zh_TW"/>
@@ -333,54 +309,36 @@
         </w:rPr>
         <w:t>物質的富足與屬靈的祝福並不必然互相矛盾，但當我們將祝福等同於財富時，「世上的思慮、錢財的迷惑，和別樣的私慾」常常會使我們偏離真正的屬靈福分（</w:t>
       </w:r>
-      <w:hyperlink r:id="rId17">
-        <w:r>
-          <w:rPr>
-            <w:lang w:val="zh_TW" w:bidi="zh_TW"/>
-          </w:rPr>
-          <w:rPr>
-            <w:color w:val="0000EE"/>
-            <w:u w:val="single"/>
-          </w:rPr>
-          <w:t>可4:19</w:t>
-        </w:r>
-      </w:hyperlink>
+      <w:r>
+        <w:rPr>
+          <w:lang w:val="zh_TW" w:bidi="zh_TW"/>
+        </w:rPr>
+        <w:t>可4:19</w:t>
+      </w:r>
       <w:r>
         <w:rPr>
           <w:lang w:val="zh_TW" w:bidi="zh_TW"/>
         </w:rPr>
         <w:t>；另見</w:t>
       </w:r>
-      <w:hyperlink r:id="rId18">
-        <w:r>
-          <w:rPr>
-            <w:lang w:val="zh_TW" w:bidi="zh_TW"/>
-          </w:rPr>
-          <w:rPr>
-            <w:color w:val="0000EE"/>
-            <w:u w:val="single"/>
-          </w:rPr>
-          <w:t>路6:25</w:t>
-        </w:r>
-      </w:hyperlink>
+      <w:r>
+        <w:rPr>
+          <w:lang w:val="zh_TW" w:bidi="zh_TW"/>
+        </w:rPr>
+        <w:t>路6:25</w:t>
+      </w:r>
       <w:r>
         <w:rPr>
           <w:lang w:val="zh_TW" w:bidi="zh_TW"/>
         </w:rPr>
         <w:t>）。人容易因此變得貪婪、嫉妒、好色，甚至將自我價值建立在自己所擁有的東西上（即使這些東西還欠債未還）。這種觀念並非出自基督信仰，而是世俗的思考（</w:t>
       </w:r>
-      <w:hyperlink r:id="rId19">
-        <w:r>
-          <w:rPr>
-            <w:lang w:val="zh_TW" w:bidi="zh_TW"/>
-          </w:rPr>
-          <w:rPr>
-            <w:color w:val="0000EE"/>
-            <w:u w:val="single"/>
-          </w:rPr>
-          <w:t>約一2:15–17</w:t>
-        </w:r>
-      </w:hyperlink>
+      <w:r>
+        <w:rPr>
+          <w:lang w:val="zh_TW" w:bidi="zh_TW"/>
+        </w:rPr>
+        <w:t>約一2:15–17</w:t>
+      </w:r>
       <w:r>
         <w:rPr>
           <w:lang w:val="zh_TW" w:bidi="zh_TW"/>
@@ -401,48 +359,30 @@
         </w:rPr>
         <w:t>約伯在痛苦中，從抱怨轉向謙卑，承認神公義的權能（</w:t>
       </w:r>
-      <w:hyperlink r:id="rId20">
-        <w:r>
-          <w:rPr>
-            <w:lang w:val="zh_TW" w:bidi="zh_TW"/>
-          </w:rPr>
-          <w:rPr>
-            <w:color w:val="0000EE"/>
-            <w:u w:val="single"/>
-          </w:rPr>
-          <w:t>伯40:4–5，</w:t>
-        </w:r>
-      </w:hyperlink>
-      <w:hyperlink r:id="rId21">
-        <w:r>
-          <w:rPr>
-            <w:lang w:val="zh_TW" w:bidi="zh_TW"/>
-          </w:rPr>
-          <w:rPr>
-            <w:color w:val="0000EE"/>
-            <w:u w:val="single"/>
-          </w:rPr>
-          <w:t>42:2–6</w:t>
-        </w:r>
-      </w:hyperlink>
+      <w:r>
+        <w:rPr>
+          <w:lang w:val="zh_TW" w:bidi="zh_TW"/>
+        </w:rPr>
+        <w:t>伯40:4–5，</w:t>
+      </w:r>
+      <w:r>
+        <w:rPr>
+          <w:lang w:val="zh_TW" w:bidi="zh_TW"/>
+        </w:rPr>
+        <w:t>42:2–6</w:t>
+      </w:r>
       <w:r>
         <w:rPr>
           <w:lang w:val="zh_TW" w:bidi="zh_TW"/>
         </w:rPr>
         <w:t>）。同樣地，我們也可以把苦難視為靈命成長的契機（</w:t>
       </w:r>
-      <w:hyperlink r:id="rId22">
-        <w:r>
-          <w:rPr>
-            <w:lang w:val="zh_TW" w:bidi="zh_TW"/>
-          </w:rPr>
-          <w:rPr>
-            <w:color w:val="0000EE"/>
-            <w:u w:val="single"/>
-          </w:rPr>
-          <w:t>雅1:2–4</w:t>
-        </w:r>
-      </w:hyperlink>
+      <w:r>
+        <w:rPr>
+          <w:lang w:val="zh_TW" w:bidi="zh_TW"/>
+        </w:rPr>
+        <w:t>雅1:2–4</w:t>
+      </w:r>
       <w:r>
         <w:rPr>
           <w:lang w:val="zh_TW" w:bidi="zh_TW"/>
@@ -472,336 +412,192 @@
           <w:lang w:val="zh_TW" w:bidi="zh_TW"/>
         </w:rPr>
       </w:r>
-      <w:hyperlink r:id="rId23">
-        <w:r>
-          <w:rPr>
-            <w:lang w:val="zh_TW" w:bidi="zh_TW"/>
-          </w:rPr>
-          <w:rPr>
-            <w:color w:val="0000EE"/>
-            <w:u w:val="single"/>
-          </w:rPr>
-          <w:t>創13:2；</w:t>
-        </w:r>
-      </w:hyperlink>
-      <w:hyperlink r:id="rId24">
-        <w:r>
-          <w:rPr>
-            <w:lang w:val="zh_TW" w:bidi="zh_TW"/>
-          </w:rPr>
-          <w:rPr>
-            <w:color w:val="0000EE"/>
-            <w:u w:val="single"/>
-          </w:rPr>
-          <w:t>王上10:23；</w:t>
-        </w:r>
-      </w:hyperlink>
-      <w:hyperlink r:id="rId14">
-        <w:r>
-          <w:rPr>
-            <w:lang w:val="zh_TW" w:bidi="zh_TW"/>
-          </w:rPr>
-          <w:rPr>
-            <w:color w:val="0000EE"/>
-            <w:u w:val="single"/>
-          </w:rPr>
-          <w:t>伯4:7–9，</w:t>
-        </w:r>
-      </w:hyperlink>
-      <w:hyperlink r:id="rId15">
-        <w:r>
-          <w:rPr>
-            <w:lang w:val="zh_TW" w:bidi="zh_TW"/>
-          </w:rPr>
-          <w:rPr>
-            <w:color w:val="0000EE"/>
-            <w:u w:val="single"/>
-          </w:rPr>
-          <w:t>11:6，</w:t>
-        </w:r>
-      </w:hyperlink>
-      <w:hyperlink r:id="rId13">
-        <w:r>
-          <w:rPr>
-            <w:lang w:val="zh_TW" w:bidi="zh_TW"/>
-          </w:rPr>
-          <w:rPr>
-            <w:color w:val="0000EE"/>
-            <w:u w:val="single"/>
-          </w:rPr>
-          <w:t>19:5；</w:t>
-        </w:r>
-      </w:hyperlink>
-      <w:hyperlink r:id="rId25">
-        <w:r>
-          <w:rPr>
-            <w:lang w:val="zh_TW" w:bidi="zh_TW"/>
-          </w:rPr>
-          <w:rPr>
-            <w:color w:val="0000EE"/>
-            <w:u w:val="single"/>
-          </w:rPr>
-          <w:t>詩49:16–20</w:t>
-        </w:r>
-      </w:hyperlink>
+      <w:r>
+        <w:rPr>
+          <w:lang w:val="zh_TW" w:bidi="zh_TW"/>
+        </w:rPr>
+        <w:t>創13:2；</w:t>
+      </w:r>
+      <w:r>
+        <w:rPr>
+          <w:lang w:val="zh_TW" w:bidi="zh_TW"/>
+        </w:rPr>
+        <w:t>王上10:23；</w:t>
+      </w:r>
+      <w:r>
+        <w:rPr>
+          <w:lang w:val="zh_TW" w:bidi="zh_TW"/>
+        </w:rPr>
+        <w:t>伯4:7–9，</w:t>
+      </w:r>
+      <w:r>
+        <w:rPr>
+          <w:lang w:val="zh_TW" w:bidi="zh_TW"/>
+        </w:rPr>
+        <w:t>11:6，</w:t>
+      </w:r>
+      <w:r>
+        <w:rPr>
+          <w:lang w:val="zh_TW" w:bidi="zh_TW"/>
+        </w:rPr>
+        <w:t>19:5；</w:t>
+      </w:r>
+      <w:r>
+        <w:rPr>
+          <w:lang w:val="zh_TW" w:bidi="zh_TW"/>
+        </w:rPr>
+        <w:t>詩49:16–20</w:t>
+      </w:r>
       <w:r>
         <w:rPr>
           <w:lang w:val="zh_TW" w:bidi="zh_TW"/>
         </w:rPr>
         <w:t>，</w:t>
       </w:r>
-      <w:hyperlink r:id="rId26">
-        <w:r>
-          <w:rPr>
-            <w:lang w:val="zh_TW" w:bidi="zh_TW"/>
-          </w:rPr>
-          <w:rPr>
-            <w:color w:val="0000EE"/>
-            <w:u w:val="single"/>
-          </w:rPr>
-          <w:t>73:1–28；</w:t>
-        </w:r>
-      </w:hyperlink>
-      <w:hyperlink r:id="rId27">
-        <w:r>
-          <w:rPr>
-            <w:lang w:val="zh_TW" w:bidi="zh_TW"/>
-          </w:rPr>
-          <w:rPr>
-            <w:color w:val="0000EE"/>
-            <w:u w:val="single"/>
-          </w:rPr>
-          <w:t>箴14:20</w:t>
-        </w:r>
-      </w:hyperlink>
+      <w:r>
+        <w:rPr>
+          <w:lang w:val="zh_TW" w:bidi="zh_TW"/>
+        </w:rPr>
+        <w:t>73:1–28；</w:t>
+      </w:r>
+      <w:r>
+        <w:rPr>
+          <w:lang w:val="zh_TW" w:bidi="zh_TW"/>
+        </w:rPr>
+        <w:t>箴14:20</w:t>
+      </w:r>
       <w:r>
         <w:rPr>
           <w:lang w:val="zh_TW" w:bidi="zh_TW"/>
         </w:rPr>
         <w:t>，</w:t>
       </w:r>
-      <w:hyperlink r:id="rId28">
-        <w:r>
-          <w:rPr>
-            <w:lang w:val="zh_TW" w:bidi="zh_TW"/>
-          </w:rPr>
-          <w:rPr>
-            <w:color w:val="0000EE"/>
-            <w:u w:val="single"/>
-          </w:rPr>
-          <w:t>18:11</w:t>
-        </w:r>
-      </w:hyperlink>
+      <w:r>
+        <w:rPr>
+          <w:lang w:val="zh_TW" w:bidi="zh_TW"/>
+        </w:rPr>
+        <w:t>18:11</w:t>
+      </w:r>
       <w:r>
         <w:rPr>
           <w:lang w:val="zh_TW" w:bidi="zh_TW"/>
         </w:rPr>
         <w:t>，</w:t>
       </w:r>
-      <w:hyperlink r:id="rId29">
-        <w:r>
-          <w:rPr>
-            <w:lang w:val="zh_TW" w:bidi="zh_TW"/>
-          </w:rPr>
-          <w:rPr>
-            <w:color w:val="0000EE"/>
-            <w:u w:val="single"/>
-          </w:rPr>
-          <w:t>28:11；</w:t>
-        </w:r>
-      </w:hyperlink>
-      <w:hyperlink r:id="rId30">
-        <w:r>
-          <w:rPr>
-            <w:lang w:val="zh_TW" w:bidi="zh_TW"/>
-          </w:rPr>
-          <w:rPr>
-            <w:color w:val="0000EE"/>
-            <w:u w:val="single"/>
-          </w:rPr>
-          <w:t>傳5:10–20；</w:t>
-        </w:r>
-      </w:hyperlink>
-      <w:hyperlink r:id="rId31">
-        <w:r>
-          <w:rPr>
-            <w:lang w:val="zh_TW" w:bidi="zh_TW"/>
-          </w:rPr>
-          <w:rPr>
-            <w:color w:val="0000EE"/>
-            <w:u w:val="single"/>
-          </w:rPr>
-          <w:t>耶17:11；</w:t>
-        </w:r>
-      </w:hyperlink>
-      <w:hyperlink r:id="rId32">
-        <w:r>
-          <w:rPr>
-            <w:lang w:val="zh_TW" w:bidi="zh_TW"/>
-          </w:rPr>
-          <w:rPr>
-            <w:color w:val="0000EE"/>
-            <w:u w:val="single"/>
-          </w:rPr>
-          <w:t>番1:18；</w:t>
-        </w:r>
-      </w:hyperlink>
-      <w:hyperlink r:id="rId33">
-        <w:r>
-          <w:rPr>
-            <w:lang w:val="zh_TW" w:bidi="zh_TW"/>
-          </w:rPr>
-          <w:rPr>
-            <w:color w:val="0000EE"/>
-            <w:u w:val="single"/>
-          </w:rPr>
-          <w:t>太27:57；</w:t>
-        </w:r>
-      </w:hyperlink>
-      <w:hyperlink r:id="rId17">
-        <w:r>
-          <w:rPr>
-            <w:lang w:val="zh_TW" w:bidi="zh_TW"/>
-          </w:rPr>
-          <w:rPr>
-            <w:color w:val="0000EE"/>
-            <w:u w:val="single"/>
-          </w:rPr>
-          <w:t>可4:19</w:t>
-        </w:r>
-      </w:hyperlink>
+      <w:r>
+        <w:rPr>
+          <w:lang w:val="zh_TW" w:bidi="zh_TW"/>
+        </w:rPr>
+        <w:t>28:11；</w:t>
+      </w:r>
+      <w:r>
+        <w:rPr>
+          <w:lang w:val="zh_TW" w:bidi="zh_TW"/>
+        </w:rPr>
+        <w:t>傳5:10–20；</w:t>
+      </w:r>
+      <w:r>
+        <w:rPr>
+          <w:lang w:val="zh_TW" w:bidi="zh_TW"/>
+        </w:rPr>
+        <w:t>耶17:11；</w:t>
+      </w:r>
+      <w:r>
+        <w:rPr>
+          <w:lang w:val="zh_TW" w:bidi="zh_TW"/>
+        </w:rPr>
+        <w:t>番1:18；</w:t>
+      </w:r>
+      <w:r>
+        <w:rPr>
+          <w:lang w:val="zh_TW" w:bidi="zh_TW"/>
+        </w:rPr>
+        <w:t>太27:57；</w:t>
+      </w:r>
+      <w:r>
+        <w:rPr>
+          <w:lang w:val="zh_TW" w:bidi="zh_TW"/>
+        </w:rPr>
+        <w:t>可4:19</w:t>
+      </w:r>
       <w:r>
         <w:rPr>
           <w:lang w:val="zh_TW" w:bidi="zh_TW"/>
         </w:rPr>
         <w:t>、</w:t>
       </w:r>
-      <w:hyperlink r:id="rId34">
-        <w:r>
-          <w:rPr>
-            <w:lang w:val="zh_TW" w:bidi="zh_TW"/>
-          </w:rPr>
-          <w:rPr>
-            <w:color w:val="0000EE"/>
-            <w:u w:val="single"/>
-          </w:rPr>
-          <w:t>10:17–25；</w:t>
-        </w:r>
-      </w:hyperlink>
-      <w:hyperlink r:id="rId35">
-        <w:r>
-          <w:rPr>
-            <w:lang w:val="zh_TW" w:bidi="zh_TW"/>
-          </w:rPr>
-          <w:rPr>
-            <w:color w:val="0000EE"/>
-            <w:u w:val="single"/>
-          </w:rPr>
-          <w:t>路6:24–25</w:t>
-        </w:r>
-      </w:hyperlink>
+      <w:r>
+        <w:rPr>
+          <w:lang w:val="zh_TW" w:bidi="zh_TW"/>
+        </w:rPr>
+        <w:t>10:17–25；</w:t>
+      </w:r>
+      <w:r>
+        <w:rPr>
+          <w:lang w:val="zh_TW" w:bidi="zh_TW"/>
+        </w:rPr>
+        <w:t>路6:24–25</w:t>
+      </w:r>
       <w:r>
         <w:rPr>
           <w:lang w:val="zh_TW" w:bidi="zh_TW"/>
         </w:rPr>
         <w:t>，</w:t>
       </w:r>
-      <w:hyperlink r:id="rId36">
-        <w:r>
-          <w:rPr>
-            <w:lang w:val="zh_TW" w:bidi="zh_TW"/>
-          </w:rPr>
-          <w:rPr>
-            <w:color w:val="0000EE"/>
-            <w:u w:val="single"/>
-          </w:rPr>
-          <w:t>16:10–31；</w:t>
-        </w:r>
-      </w:hyperlink>
-      <w:hyperlink r:id="rId37">
-        <w:r>
-          <w:rPr>
-            <w:lang w:val="zh_TW" w:bidi="zh_TW"/>
-          </w:rPr>
-          <w:rPr>
-            <w:color w:val="0000EE"/>
-            <w:u w:val="single"/>
-          </w:rPr>
-          <w:t>提前6:17；</w:t>
-        </w:r>
-      </w:hyperlink>
-      <w:hyperlink r:id="rId22">
-        <w:r>
-          <w:rPr>
-            <w:lang w:val="zh_TW" w:bidi="zh_TW"/>
-          </w:rPr>
-          <w:rPr>
-            <w:color w:val="0000EE"/>
-            <w:u w:val="single"/>
-          </w:rPr>
-          <w:t>雅1:2–4</w:t>
-        </w:r>
-      </w:hyperlink>
+      <w:r>
+        <w:rPr>
+          <w:lang w:val="zh_TW" w:bidi="zh_TW"/>
+        </w:rPr>
+        <w:t>16:10–31；</w:t>
+      </w:r>
+      <w:r>
+        <w:rPr>
+          <w:lang w:val="zh_TW" w:bidi="zh_TW"/>
+        </w:rPr>
+        <w:t>提前6:17；</w:t>
+      </w:r>
+      <w:r>
+        <w:rPr>
+          <w:lang w:val="zh_TW" w:bidi="zh_TW"/>
+        </w:rPr>
+        <w:t>雅1:2–4</w:t>
+      </w:r>
       <w:r>
         <w:rPr>
           <w:lang w:val="zh_TW" w:bidi="zh_TW"/>
         </w:rPr>
         <w:t>、</w:t>
       </w:r>
-      <w:hyperlink r:id="rId38">
-        <w:r>
-          <w:rPr>
-            <w:lang w:val="zh_TW" w:bidi="zh_TW"/>
-          </w:rPr>
-          <w:rPr>
-            <w:color w:val="0000EE"/>
-            <w:u w:val="single"/>
-          </w:rPr>
-          <w:t>9</w:t>
-        </w:r>
-      </w:hyperlink>
+      <w:r>
+        <w:rPr>
+          <w:lang w:val="zh_TW" w:bidi="zh_TW"/>
+        </w:rPr>
+        <w:t>9</w:t>
+      </w:r>
       <w:r>
         <w:rPr>
           <w:lang w:val="zh_TW" w:bidi="zh_TW"/>
         </w:rPr>
         <w:t>，</w:t>
       </w:r>
-      <w:hyperlink r:id="rId39">
-        <w:r>
-          <w:rPr>
-            <w:lang w:val="zh_TW" w:bidi="zh_TW"/>
-          </w:rPr>
-          <w:rPr>
-            <w:color w:val="0000EE"/>
-            <w:u w:val="single"/>
-          </w:rPr>
-          <w:t>5:1；</w:t>
-        </w:r>
-      </w:hyperlink>
-      <w:hyperlink r:id="rId40">
-        <w:r>
-          <w:rPr>
-            <w:lang w:val="zh_TW" w:bidi="zh_TW"/>
-          </w:rPr>
-          <w:rPr>
-            <w:color w:val="0000EE"/>
-            <w:u w:val="single"/>
-          </w:rPr>
-          <w:t>約一2:16；</w:t>
-        </w:r>
-      </w:hyperlink>
-      <w:hyperlink r:id="rId41">
-        <w:r>
-          <w:rPr>
-            <w:lang w:val="zh_TW" w:bidi="zh_TW"/>
-          </w:rPr>
-          <w:rPr>
-            <w:color w:val="0000EE"/>
-            <w:u w:val="single"/>
-          </w:rPr>
-          <w:t>約三1:2</w:t>
-        </w:r>
-      </w:hyperlink>
+      <w:r>
+        <w:rPr>
+          <w:lang w:val="zh_TW" w:bidi="zh_TW"/>
+        </w:rPr>
+        <w:t>5:1；</w:t>
+      </w:r>
+      <w:r>
+        <w:rPr>
+          <w:lang w:val="zh_TW" w:bidi="zh_TW"/>
+        </w:rPr>
+        <w:t>約一2:16；</w:t>
+      </w:r>
+      <w:r>
+        <w:rPr>
+          <w:lang w:val="zh_TW" w:bidi="zh_TW"/>
+        </w:rPr>
+        <w:t>約三1:2</w:t>
+      </w:r>
       <w:r>
         <w:rPr>
           <w:lang w:val="zh_TW" w:bidi="zh_TW"/>
